--- a/spa/docx/46.content.docx
+++ b/spa/docx/46.content.docx
@@ -19,7 +19,7 @@
         <w:rPr>
           <w:lang w:val="es_ES" w:bidi="es_ES"/>
         </w:rPr>
-        <w:t>Resource: Notas de Estudio - Introducciones a los Libros (Tyndale)</w:t>
+        <w:t>Resource: Tyndale Open Study Notes</w:t>
       </w:r>
       <w:r>
         <w:rPr>
@@ -112,7 +112,7 @@
         <w:rPr>
           <w:lang w:val="es_ES" w:bidi="es_ES"/>
         </w:rPr>
-        <w:t>Notas de Estudio - Introducciones a los Libros (Tyndale)</w:t>
+        <w:t>Tyndale Open Study Notes</w:t>
       </w:r>
     </w:p>
     <w:p>

--- a/spa/docx/46.content.docx
+++ b/spa/docx/46.content.docx
@@ -19,7 +19,7 @@
         <w:rPr>
           <w:lang w:val="es_ES" w:bidi="es_ES"/>
         </w:rPr>
-        <w:t>Resource: Tyndale Open Study Notes</w:t>
+        <w:t>Resource: Aquifer Open Study Notes (Book Intros)</w:t>
       </w:r>
       <w:r>
         <w:rPr>
@@ -112,7 +112,7 @@
         <w:rPr>
           <w:lang w:val="es_ES" w:bidi="es_ES"/>
         </w:rPr>
-        <w:t>Tyndale Open Study Notes</w:t>
+        <w:t>Aquifer Open Study Notes (Book Intros)</w:t>
       </w:r>
     </w:p>
     <w:p>

--- a/spa/docx/46.content.docx
+++ b/spa/docx/46.content.docx
@@ -271,36 +271,24 @@
         </w:rPr>
         <w:t xml:space="preserve">, “actuar como un corintio”) que se refería a la inmoralidad sexual. No es sorprendente que algunos de estos problemas se infiltraran en la joven iglesia (ver las fuertes palabras de Pablo sobre la inmoralidad sexual en </w:t>
       </w:r>
-      <w:hyperlink r:id="rId13">
-        <w:r>
-          <w:rPr>
-            <w:lang w:val="es_ES" w:bidi="es_ES"/>
-          </w:rPr>
-          <w:rPr>
-            <w:color w:val="0000EE"/>
-            <w:u w:val="single"/>
-          </w:rPr>
-          <w:t>5:1–13,</w:t>
-        </w:r>
-      </w:hyperlink>
+      <w:r>
+        <w:rPr>
+          <w:lang w:val="es_ES" w:bidi="es_ES"/>
+        </w:rPr>
+        <w:t>5:1–13,</w:t>
+      </w:r>
       <w:r>
         <w:rPr>
           <w:lang w:val="es_ES" w:bidi="es_ES"/>
         </w:rPr>
         <w:t xml:space="preserve"> </w:t>
       </w:r>
-      <w:hyperlink r:id="rId14">
-        <w:r>
-          <w:rPr>
-            <w:lang w:val="es_ES" w:bidi="es_ES"/>
-          </w:rPr>
-          <w:rPr>
-            <w:color w:val="0000EE"/>
-            <w:u w:val="single"/>
-          </w:rPr>
-          <w:t>6:12–20</w:t>
-        </w:r>
-      </w:hyperlink>
+      <w:r>
+        <w:rPr>
+          <w:lang w:val="es_ES" w:bidi="es_ES"/>
+        </w:rPr>
+        <w:t>6:12–20</w:t>
+      </w:r>
       <w:r>
         <w:rPr>
           <w:lang w:val="es_ES" w:bidi="es_ES"/>
@@ -321,36 +309,24 @@
         </w:rPr>
         <w:t xml:space="preserve">El antiguo Corinto fue conquistado y destruido por los romanos en el 146 a. C. Fue reconstruido un siglo después como una colonia romana y poblado principalmente por antiguos esclavos romanos. Para la época de la visita de Pablo, era una ciudad cosmopolita, con romanos, griegos, judíos y otros grupos étnicos de todo el Mediterráneo, así como visitantes internacionales que pasaban por la ciudad. Como resultado, los miembros de la joven iglesia eran multiétnicos, lo que probablemente fue un factor en las tensiones que experimentaron (ver la reprimenda de Pablo sobre su exclusividad en </w:t>
       </w:r>
-      <w:hyperlink r:id="rId15">
-        <w:r>
-          <w:rPr>
-            <w:lang w:val="es_ES" w:bidi="es_ES"/>
-          </w:rPr>
-          <w:rPr>
-            <w:color w:val="0000EE"/>
-            <w:u w:val="single"/>
-          </w:rPr>
-          <w:t>1:10–12,</w:t>
-        </w:r>
-      </w:hyperlink>
+      <w:r>
+        <w:rPr>
+          <w:lang w:val="es_ES" w:bidi="es_ES"/>
+        </w:rPr>
+        <w:t>1:10–12,</w:t>
+      </w:r>
       <w:r>
         <w:rPr>
           <w:lang w:val="es_ES" w:bidi="es_ES"/>
         </w:rPr>
         <w:t xml:space="preserve"> </w:t>
       </w:r>
-      <w:hyperlink r:id="rId16">
-        <w:r>
-          <w:rPr>
-            <w:lang w:val="es_ES" w:bidi="es_ES"/>
-          </w:rPr>
-          <w:rPr>
-            <w:color w:val="0000EE"/>
-            <w:u w:val="single"/>
-          </w:rPr>
-          <w:t>3:1–4</w:t>
-        </w:r>
-      </w:hyperlink>
+      <w:r>
+        <w:rPr>
+          <w:lang w:val="es_ES" w:bidi="es_ES"/>
+        </w:rPr>
+        <w:t>3:1–4</w:t>
+      </w:r>
       <w:r>
         <w:rPr>
           <w:lang w:val="es_ES" w:bidi="es_ES"/>
@@ -371,18 +347,12 @@
         </w:rPr>
         <w:t xml:space="preserve">Pablo llegó por primera vez a la ciudad durante su segundo viaje misionero (alrededor del año 50 d. C.), después de trabajar en la provincia norteña de Macedonia y en Atenas. Al darse cuenta de que la ciudad era estratégica para sus esfuerzos evangelísticos, permaneció en Corinto durante dieciocho meses (años 50–52 d. C.; ver </w:t>
       </w:r>
-      <w:hyperlink r:id="rId17">
-        <w:r>
-          <w:rPr>
-            <w:lang w:val="es_ES" w:bidi="es_ES"/>
-          </w:rPr>
-          <w:rPr>
-            <w:color w:val="0000EE"/>
-            <w:u w:val="single"/>
-          </w:rPr>
-          <w:t>Hechos 18:1–17</w:t>
-        </w:r>
-      </w:hyperlink>
+      <w:r>
+        <w:rPr>
+          <w:lang w:val="es_ES" w:bidi="es_ES"/>
+        </w:rPr>
+        <w:t>Hechos 18:1–17</w:t>
+      </w:r>
       <w:r>
         <w:rPr>
           <w:lang w:val="es_ES" w:bidi="es_ES"/>
@@ -446,18 +416,12 @@
         </w:rPr>
         <w:t>Crítica al enfoque no intelectual de Pablo hacia el evangelismo (</w:t>
       </w:r>
-      <w:hyperlink r:id="rId18">
-        <w:r>
-          <w:rPr>
-            <w:lang w:val="es_ES" w:bidi="es_ES"/>
-          </w:rPr>
-          <w:rPr>
-            <w:color w:val="0000EE"/>
-            <w:u w:val="single"/>
-          </w:rPr>
-          <w:t>1:1–4:21</w:t>
-        </w:r>
-      </w:hyperlink>
+      <w:r>
+        <w:rPr>
+          <w:lang w:val="es_ES" w:bidi="es_ES"/>
+        </w:rPr>
+        <w:t>1:1–4:21</w:t>
+      </w:r>
       <w:r>
         <w:rPr>
           <w:lang w:val="es_ES" w:bidi="es_ES"/>
@@ -482,18 +446,12 @@
         </w:rPr>
         <w:t>Un caso evidente de inmoralidad sexual en la iglesia (</w:t>
       </w:r>
-      <w:hyperlink r:id="rId13">
-        <w:r>
-          <w:rPr>
-            <w:lang w:val="es_ES" w:bidi="es_ES"/>
-          </w:rPr>
-          <w:rPr>
-            <w:color w:val="0000EE"/>
-            <w:u w:val="single"/>
-          </w:rPr>
-          <w:t>5:1–13</w:t>
-        </w:r>
-      </w:hyperlink>
+      <w:r>
+        <w:rPr>
+          <w:lang w:val="es_ES" w:bidi="es_ES"/>
+        </w:rPr>
+        <w:t>5:1–13</w:t>
+      </w:r>
       <w:r>
         <w:rPr>
           <w:lang w:val="es_ES" w:bidi="es_ES"/>
@@ -518,18 +476,12 @@
         </w:rPr>
         <w:t>La práctica de llevar a otros creyentes ante jueces no cristianos (</w:t>
       </w:r>
-      <w:hyperlink r:id="rId19">
-        <w:r>
-          <w:rPr>
-            <w:lang w:val="es_ES" w:bidi="es_ES"/>
-          </w:rPr>
-          <w:rPr>
-            <w:color w:val="0000EE"/>
-            <w:u w:val="single"/>
-          </w:rPr>
-          <w:t>6:1–20</w:t>
-        </w:r>
-      </w:hyperlink>
+      <w:r>
+        <w:rPr>
+          <w:lang w:val="es_ES" w:bidi="es_ES"/>
+        </w:rPr>
+        <w:t>6:1–20</w:t>
+      </w:r>
       <w:r>
         <w:rPr>
           <w:lang w:val="es_ES" w:bidi="es_ES"/>
@@ -554,18 +506,12 @@
         </w:rPr>
         <w:t>Problemas de inmoralidad sexual (</w:t>
       </w:r>
-      <w:hyperlink r:id="rId19">
-        <w:r>
-          <w:rPr>
-            <w:lang w:val="es_ES" w:bidi="es_ES"/>
-          </w:rPr>
-          <w:rPr>
-            <w:color w:val="0000EE"/>
-            <w:u w:val="single"/>
-          </w:rPr>
-          <w:t>6:1–20</w:t>
-        </w:r>
-      </w:hyperlink>
+      <w:r>
+        <w:rPr>
+          <w:lang w:val="es_ES" w:bidi="es_ES"/>
+        </w:rPr>
+        <w:t>6:1–20</w:t>
+      </w:r>
       <w:r>
         <w:rPr>
           <w:lang w:val="es_ES" w:bidi="es_ES"/>
@@ -590,18 +536,12 @@
         </w:rPr>
         <w:t>Preguntas sobre el matrimonio, el divorcio y la soltería (</w:t>
       </w:r>
-      <w:hyperlink r:id="rId20">
-        <w:r>
-          <w:rPr>
-            <w:lang w:val="es_ES" w:bidi="es_ES"/>
-          </w:rPr>
-          <w:rPr>
-            <w:color w:val="0000EE"/>
-            <w:u w:val="single"/>
-          </w:rPr>
-          <w:t>7:1–40</w:t>
-        </w:r>
-      </w:hyperlink>
+      <w:r>
+        <w:rPr>
+          <w:lang w:val="es_ES" w:bidi="es_ES"/>
+        </w:rPr>
+        <w:t>7:1–40</w:t>
+      </w:r>
       <w:r>
         <w:rPr>
           <w:lang w:val="es_ES" w:bidi="es_ES"/>
@@ -626,18 +566,12 @@
         </w:rPr>
         <w:t>La cuestión de si los creyentes pueden comer carne sacrificada a ídolos paganos (</w:t>
       </w:r>
-      <w:hyperlink r:id="rId21">
-        <w:r>
-          <w:rPr>
-            <w:lang w:val="es_ES" w:bidi="es_ES"/>
-          </w:rPr>
-          <w:rPr>
-            <w:color w:val="0000EE"/>
-            <w:u w:val="single"/>
-          </w:rPr>
-          <w:t>8:1–10:33</w:t>
-        </w:r>
-      </w:hyperlink>
+      <w:r>
+        <w:rPr>
+          <w:lang w:val="es_ES" w:bidi="es_ES"/>
+        </w:rPr>
+        <w:t>8:1–10:33</w:t>
+      </w:r>
       <w:r>
         <w:rPr>
           <w:lang w:val="es_ES" w:bidi="es_ES"/>
@@ -662,18 +596,12 @@
         </w:rPr>
         <w:t>La cuestión de la vestimenta apropiada para las mujeres que ministran públicamente (</w:t>
       </w:r>
-      <w:hyperlink r:id="rId22">
-        <w:r>
-          <w:rPr>
-            <w:lang w:val="es_ES" w:bidi="es_ES"/>
-          </w:rPr>
-          <w:rPr>
-            <w:color w:val="0000EE"/>
-            <w:u w:val="single"/>
-          </w:rPr>
-          <w:t>11:1–34</w:t>
-        </w:r>
-      </w:hyperlink>
+      <w:r>
+        <w:rPr>
+          <w:lang w:val="es_ES" w:bidi="es_ES"/>
+        </w:rPr>
+        <w:t>11:1–34</w:t>
+      </w:r>
       <w:r>
         <w:rPr>
           <w:lang w:val="es_ES" w:bidi="es_ES"/>
@@ -698,18 +626,12 @@
         </w:rPr>
         <w:t>Comportamiento irreverente e irrespetuoso al participar en la Cena del Señor (</w:t>
       </w:r>
-      <w:hyperlink r:id="rId22">
-        <w:r>
-          <w:rPr>
-            <w:lang w:val="es_ES" w:bidi="es_ES"/>
-          </w:rPr>
-          <w:rPr>
-            <w:color w:val="0000EE"/>
-            <w:u w:val="single"/>
-          </w:rPr>
-          <w:t>11:1–34</w:t>
-        </w:r>
-      </w:hyperlink>
+      <w:r>
+        <w:rPr>
+          <w:lang w:val="es_ES" w:bidi="es_ES"/>
+        </w:rPr>
+        <w:t>11:1–34</w:t>
+      </w:r>
       <w:r>
         <w:rPr>
           <w:lang w:val="es_ES" w:bidi="es_ES"/>
@@ -734,18 +656,12 @@
         </w:rPr>
         <w:t>Perspectivas erróneas sobre los dones espirituales y su práctica (</w:t>
       </w:r>
-      <w:hyperlink r:id="rId23">
-        <w:r>
-          <w:rPr>
-            <w:lang w:val="es_ES" w:bidi="es_ES"/>
-          </w:rPr>
-          <w:rPr>
-            <w:color w:val="0000EE"/>
-            <w:u w:val="single"/>
-          </w:rPr>
-          <w:t>12:1–14:40</w:t>
-        </w:r>
-      </w:hyperlink>
+      <w:r>
+        <w:rPr>
+          <w:lang w:val="es_ES" w:bidi="es_ES"/>
+        </w:rPr>
+        <w:t>12:1–14:40</w:t>
+      </w:r>
       <w:r>
         <w:rPr>
           <w:lang w:val="es_ES" w:bidi="es_ES"/>
@@ -770,18 +686,12 @@
         </w:rPr>
         <w:t>Escepticismo sobre una futura resurrección de los muertos (</w:t>
       </w:r>
-      <w:hyperlink r:id="rId24">
-        <w:r>
-          <w:rPr>
-            <w:lang w:val="es_ES" w:bidi="es_ES"/>
-          </w:rPr>
-          <w:rPr>
-            <w:color w:val="0000EE"/>
-            <w:u w:val="single"/>
-          </w:rPr>
-          <w:t>15:1–58</w:t>
-        </w:r>
-      </w:hyperlink>
+      <w:r>
+        <w:rPr>
+          <w:lang w:val="es_ES" w:bidi="es_ES"/>
+        </w:rPr>
+        <w:t>15:1–58</w:t>
+      </w:r>
       <w:r>
         <w:rPr>
           <w:lang w:val="es_ES" w:bidi="es_ES"/>
@@ -813,36 +723,24 @@
         </w:rPr>
         <w:t xml:space="preserve">Pablo es ampliamente reconocido como el autor de 1 Corintios. Sin embargo, algunos cuestionan la autenticidad de </w:t>
       </w:r>
-      <w:hyperlink r:id="rId25">
-        <w:r>
-          <w:rPr>
-            <w:lang w:val="es_ES" w:bidi="es_ES"/>
-          </w:rPr>
-          <w:rPr>
-            <w:color w:val="0000EE"/>
-            <w:u w:val="single"/>
-          </w:rPr>
-          <w:t>14:34–35</w:t>
-        </w:r>
-      </w:hyperlink>
+      <w:r>
+        <w:rPr>
+          <w:lang w:val="es_ES" w:bidi="es_ES"/>
+        </w:rPr>
+        <w:t>14:34–35</w:t>
+      </w:r>
       <w:r>
         <w:rPr>
           <w:lang w:val="es_ES" w:bidi="es_ES"/>
         </w:rPr>
         <w:t xml:space="preserve"> (ver nota de estudio allí). Siguiendo la práctica común en el mundo antiguo, Pablo empleó un amanuense (secretario) para realizar la escritura de la carta (ver </w:t>
       </w:r>
-      <w:hyperlink r:id="rId26">
-        <w:r>
-          <w:rPr>
-            <w:lang w:val="es_ES" w:bidi="es_ES"/>
-          </w:rPr>
-          <w:rPr>
-            <w:color w:val="0000EE"/>
-            <w:u w:val="single"/>
-          </w:rPr>
-          <w:t>16:21</w:t>
-        </w:r>
-      </w:hyperlink>
+      <w:r>
+        <w:rPr>
+          <w:lang w:val="es_ES" w:bidi="es_ES"/>
+        </w:rPr>
+        <w:t>16:21</w:t>
+      </w:r>
       <w:r>
         <w:rPr>
           <w:lang w:val="es_ES" w:bidi="es_ES"/>
@@ -874,108 +772,72 @@
         </w:rPr>
         <w:t xml:space="preserve">Esta carta a la iglesia de Corinto fue escrita durante el tercer viaje misionero de Pablo, mientras permanecía de dos a tres años en Éfeso (alrededor del año 53–56 d. C.; ver </w:t>
       </w:r>
-      <w:hyperlink r:id="rId27">
-        <w:r>
-          <w:rPr>
-            <w:lang w:val="es_ES" w:bidi="es_ES"/>
-          </w:rPr>
-          <w:rPr>
-            <w:color w:val="0000EE"/>
-            <w:u w:val="single"/>
-          </w:rPr>
-          <w:t>Hechos 19:1–41</w:t>
-        </w:r>
-      </w:hyperlink>
+      <w:r>
+        <w:rPr>
+          <w:lang w:val="es_ES" w:bidi="es_ES"/>
+        </w:rPr>
+        <w:t>Hechos 19:1–41</w:t>
+      </w:r>
       <w:r>
         <w:rPr>
           <w:lang w:val="es_ES" w:bidi="es_ES"/>
         </w:rPr>
         <w:t xml:space="preserve">). Pablo había escrito una carta anterior a la iglesia en Corinto (ver </w:t>
       </w:r>
-      <w:hyperlink r:id="rId28">
-        <w:r>
-          <w:rPr>
-            <w:lang w:val="es_ES" w:bidi="es_ES"/>
-          </w:rPr>
-          <w:rPr>
-            <w:color w:val="0000EE"/>
-            <w:u w:val="single"/>
-          </w:rPr>
-          <w:t>1 Co 5:9</w:t>
-        </w:r>
-      </w:hyperlink>
+      <w:r>
+        <w:rPr>
+          <w:lang w:val="es_ES" w:bidi="es_ES"/>
+        </w:rPr>
+        <w:t>1 Co 5:9</w:t>
+      </w:r>
       <w:r>
         <w:rPr>
           <w:lang w:val="es_ES" w:bidi="es_ES"/>
         </w:rPr>
         <w:t xml:space="preserve">), y los corintios respondieron, solicitando su consejo sobre varios temas (ver, por ejemplo, </w:t>
       </w:r>
-      <w:hyperlink r:id="rId29">
-        <w:r>
-          <w:rPr>
-            <w:lang w:val="es_ES" w:bidi="es_ES"/>
-          </w:rPr>
-          <w:rPr>
-            <w:color w:val="0000EE"/>
-            <w:u w:val="single"/>
-          </w:rPr>
-          <w:t>7:1</w:t>
-        </w:r>
-      </w:hyperlink>
+      <w:r>
+        <w:rPr>
+          <w:lang w:val="es_ES" w:bidi="es_ES"/>
+        </w:rPr>
+        <w:t>7:1</w:t>
+      </w:r>
       <w:r>
         <w:rPr>
           <w:lang w:val="es_ES" w:bidi="es_ES"/>
         </w:rPr>
         <w:t xml:space="preserve">). También había recibido informes y visitantes de Corinto (ver </w:t>
       </w:r>
-      <w:hyperlink r:id="rId30">
-        <w:r>
-          <w:rPr>
-            <w:lang w:val="es_ES" w:bidi="es_ES"/>
-          </w:rPr>
-          <w:rPr>
-            <w:color w:val="0000EE"/>
-            <w:u w:val="single"/>
-          </w:rPr>
-          <w:t>1:11,</w:t>
-        </w:r>
-      </w:hyperlink>
+      <w:r>
+        <w:rPr>
+          <w:lang w:val="es_ES" w:bidi="es_ES"/>
+        </w:rPr>
+        <w:t>1:11,</w:t>
+      </w:r>
       <w:r>
         <w:rPr>
           <w:lang w:val="es_ES" w:bidi="es_ES"/>
         </w:rPr>
         <w:t xml:space="preserve"> </w:t>
       </w:r>
-      <w:hyperlink r:id="rId31">
-        <w:r>
-          <w:rPr>
-            <w:lang w:val="es_ES" w:bidi="es_ES"/>
-          </w:rPr>
-          <w:rPr>
-            <w:color w:val="0000EE"/>
-            <w:u w:val="single"/>
-          </w:rPr>
-          <w:t>16:15–17</w:t>
-        </w:r>
-      </w:hyperlink>
+      <w:r>
+        <w:rPr>
+          <w:lang w:val="es_ES" w:bidi="es_ES"/>
+        </w:rPr>
+        <w:t>16:15–17</w:t>
+      </w:r>
       <w:r>
         <w:rPr>
           <w:lang w:val="es_ES" w:bidi="es_ES"/>
         </w:rPr>
         <w:t xml:space="preserve">), lo que le hizo consciente de varios problemas que enfrentaba la joven iglesia. Esta carta, llena de consejos sobre temas específicos, es su respuesta. Es posible que haya sido entregada por Estéfanas, Fortunato y Acaico (ver </w:t>
       </w:r>
-      <w:hyperlink r:id="rId31">
-        <w:r>
-          <w:rPr>
-            <w:lang w:val="es_ES" w:bidi="es_ES"/>
-          </w:rPr>
-          <w:rPr>
-            <w:color w:val="0000EE"/>
-            <w:u w:val="single"/>
-          </w:rPr>
-          <w:t>16:15–17</w:t>
-        </w:r>
-      </w:hyperlink>
+      <w:r>
+        <w:rPr>
+          <w:lang w:val="es_ES" w:bidi="es_ES"/>
+        </w:rPr>
+        <w:t>16:15–17</w:t>
+      </w:r>
       <w:r>
         <w:rPr>
           <w:lang w:val="es_ES" w:bidi="es_ES"/>
@@ -996,36 +858,24 @@
         </w:rPr>
         <w:t xml:space="preserve">Algunos problemas aparentemente quedaron sin resolver, lo que resultó en una visita personal posterior a Corinto y una carta con palabras fuertes que no conservamos. Pablo se refiere a estos en la carta cargada de emociones que conocemos como 2 Corintios, escrita desde Macedonia poco después de que dejó Éfeso, en anticipación de otra visita a la iglesia (ver </w:t>
       </w:r>
-      <w:hyperlink r:id="rId32">
-        <w:r>
-          <w:rPr>
-            <w:lang w:val="es_ES" w:bidi="es_ES"/>
-          </w:rPr>
-          <w:rPr>
-            <w:color w:val="0000EE"/>
-            <w:u w:val="single"/>
-          </w:rPr>
-          <w:t>2 Co 2:1–11,</w:t>
-        </w:r>
-      </w:hyperlink>
+      <w:r>
+        <w:rPr>
+          <w:lang w:val="es_ES" w:bidi="es_ES"/>
+        </w:rPr>
+        <w:t>2 Co 2:1–11,</w:t>
+      </w:r>
       <w:r>
         <w:rPr>
           <w:lang w:val="es_ES" w:bidi="es_ES"/>
         </w:rPr>
         <w:t xml:space="preserve"> </w:t>
       </w:r>
-      <w:hyperlink r:id="rId33">
-        <w:r>
-          <w:rPr>
-            <w:lang w:val="es_ES" w:bidi="es_ES"/>
-          </w:rPr>
-          <w:rPr>
-            <w:color w:val="0000EE"/>
-            <w:u w:val="single"/>
-          </w:rPr>
-          <w:t>7:8–10,</w:t>
-        </w:r>
-      </w:hyperlink>
+      <w:r>
+        <w:rPr>
+          <w:lang w:val="es_ES" w:bidi="es_ES"/>
+        </w:rPr>
+        <w:t>7:8–10,</w:t>
+      </w:r>
       <w:r>
         <w:rPr>
           <w:lang w:val="es_ES" w:bidi="es_ES"/>
@@ -1097,36 +947,24 @@
         </w:rPr>
         <w:t>Por ejemplo, cuando Pablo aborda cuestiones de moralidad sexual (</w:t>
       </w:r>
-      <w:hyperlink r:id="rId34">
-        <w:r>
-          <w:rPr>
-            <w:lang w:val="es_ES" w:bidi="es_ES"/>
-          </w:rPr>
-          <w:rPr>
-            <w:color w:val="0000EE"/>
-            <w:u w:val="single"/>
-          </w:rPr>
-          <w:t>5:1–6:20</w:t>
-        </w:r>
-      </w:hyperlink>
+      <w:r>
+        <w:rPr>
+          <w:lang w:val="es_ES" w:bidi="es_ES"/>
+        </w:rPr>
+        <w:t>5:1–6:20</w:t>
+      </w:r>
       <w:r>
         <w:rPr>
           <w:lang w:val="es_ES" w:bidi="es_ES"/>
         </w:rPr>
         <w:t>), recuerda a la iglesia que los creyentes han sido renovados por el sacrificio de Cristo y que deben vivir en consecuencia. Su llamado a la fidelidad no es para que cumplan la ley de Moisés, sino para que comprendan lo que significa estar unidos a Cristo y ser el santuario del Espíritu (</w:t>
       </w:r>
-      <w:hyperlink r:id="rId35">
-        <w:r>
-          <w:rPr>
-            <w:lang w:val="es_ES" w:bidi="es_ES"/>
-          </w:rPr>
-          <w:rPr>
-            <w:color w:val="0000EE"/>
-            <w:u w:val="single"/>
-          </w:rPr>
-          <w:t>6:15–20</w:t>
-        </w:r>
-      </w:hyperlink>
+      <w:r>
+        <w:rPr>
+          <w:lang w:val="es_ES" w:bidi="es_ES"/>
+        </w:rPr>
+        <w:t>6:15–20</w:t>
+      </w:r>
       <w:r>
         <w:rPr>
           <w:lang w:val="es_ES" w:bidi="es_ES"/>
@@ -1147,18 +985,12 @@
         </w:rPr>
         <w:t>Cuando Pablo desaconseja a los creyentes de llevarse unos a otros a los tribunales paganos (</w:t>
       </w:r>
-      <w:hyperlink r:id="rId36">
-        <w:r>
-          <w:rPr>
-            <w:lang w:val="es_ES" w:bidi="es_ES"/>
-          </w:rPr>
-          <w:rPr>
-            <w:color w:val="0000EE"/>
-            <w:u w:val="single"/>
-          </w:rPr>
-          <w:t>6:1–8</w:t>
-        </w:r>
-      </w:hyperlink>
+      <w:r>
+        <w:rPr>
+          <w:lang w:val="es_ES" w:bidi="es_ES"/>
+        </w:rPr>
+        <w:t>6:1–8</w:t>
+      </w:r>
       <w:r>
         <w:rPr>
           <w:lang w:val="es_ES" w:bidi="es_ES"/>
@@ -1179,18 +1011,12 @@
         </w:rPr>
         <w:t>Cuando Pablo ofrece consejos sobre el matrimonio (</w:t>
       </w:r>
-      <w:hyperlink r:id="rId20">
-        <w:r>
-          <w:rPr>
-            <w:lang w:val="es_ES" w:bidi="es_ES"/>
-          </w:rPr>
-          <w:rPr>
-            <w:color w:val="0000EE"/>
-            <w:u w:val="single"/>
-          </w:rPr>
-          <w:t>7:1–40</w:t>
-        </w:r>
-      </w:hyperlink>
+      <w:r>
+        <w:rPr>
+          <w:lang w:val="es_ES" w:bidi="es_ES"/>
+        </w:rPr>
+        <w:t>7:1–40</w:t>
+      </w:r>
       <w:r>
         <w:rPr>
           <w:lang w:val="es_ES" w:bidi="es_ES"/>
@@ -1211,36 +1037,24 @@
         </w:rPr>
         <w:t>Al abordar la libertad de los creyentes para comer carne sacrificada a ídolos paganos (</w:t>
       </w:r>
-      <w:hyperlink r:id="rId37">
-        <w:r>
-          <w:rPr>
-            <w:lang w:val="es_ES" w:bidi="es_ES"/>
-          </w:rPr>
-          <w:rPr>
-            <w:color w:val="0000EE"/>
-            <w:u w:val="single"/>
-          </w:rPr>
-          <w:t>8:1–13</w:t>
-        </w:r>
-      </w:hyperlink>
+      <w:r>
+        <w:rPr>
+          <w:lang w:val="es_ES" w:bidi="es_ES"/>
+        </w:rPr>
+        <w:t>8:1–13</w:t>
+      </w:r>
       <w:r>
         <w:rPr>
           <w:lang w:val="es_ES" w:bidi="es_ES"/>
         </w:rPr>
         <w:t xml:space="preserve">; </w:t>
       </w:r>
-      <w:hyperlink r:id="rId38">
-        <w:r>
-          <w:rPr>
-            <w:lang w:val="es_ES" w:bidi="es_ES"/>
-          </w:rPr>
-          <w:rPr>
-            <w:color w:val="0000EE"/>
-            <w:u w:val="single"/>
-          </w:rPr>
-          <w:t>10:1–11:1</w:t>
-        </w:r>
-      </w:hyperlink>
+      <w:r>
+        <w:rPr>
+          <w:lang w:val="es_ES" w:bidi="es_ES"/>
+        </w:rPr>
+        <w:t>10:1–11:1</w:t>
+      </w:r>
       <w:r>
         <w:rPr>
           <w:lang w:val="es_ES" w:bidi="es_ES"/>
@@ -1261,54 +1075,36 @@
         </w:rPr>
         <w:t xml:space="preserve">En el pensamiento de Pablo, el comportamiento cristiano es una respuesta de gratitud hacia la misericordia y gracia de Dios, manifestada en Cristo y expresada en las Buenas Nuevas. Toda la vida del creyente debe reflejar devoción a Dios y amor por los demás (ver </w:t>
       </w:r>
-      <w:hyperlink r:id="rId39">
-        <w:r>
-          <w:rPr>
-            <w:lang w:val="es_ES" w:bidi="es_ES"/>
-          </w:rPr>
-          <w:rPr>
-            <w:color w:val="0000EE"/>
-            <w:u w:val="single"/>
-          </w:rPr>
-          <w:t>10:31–33</w:t>
-        </w:r>
-      </w:hyperlink>
+      <w:r>
+        <w:rPr>
+          <w:lang w:val="es_ES" w:bidi="es_ES"/>
+        </w:rPr>
+        <w:t>10:31–33</w:t>
+      </w:r>
       <w:r>
         <w:rPr>
           <w:lang w:val="es_ES" w:bidi="es_ES"/>
         </w:rPr>
         <w:t>). Este es el equivalente de Pablo a los dos grandes mandamientos de amor de Jesús (</w:t>
       </w:r>
-      <w:hyperlink r:id="rId40">
-        <w:r>
-          <w:rPr>
-            <w:lang w:val="es_ES" w:bidi="es_ES"/>
-          </w:rPr>
-          <w:rPr>
-            <w:color w:val="0000EE"/>
-            <w:u w:val="single"/>
-          </w:rPr>
-          <w:t>Mt 22:36–40,</w:t>
-        </w:r>
-      </w:hyperlink>
+      <w:r>
+        <w:rPr>
+          <w:lang w:val="es_ES" w:bidi="es_ES"/>
+        </w:rPr>
+        <w:t>Mt 22:36–40,</w:t>
+      </w:r>
       <w:r>
         <w:rPr>
           <w:lang w:val="es_ES" w:bidi="es_ES"/>
         </w:rPr>
         <w:t xml:space="preserve"> </w:t>
       </w:r>
-      <w:hyperlink r:id="rId41">
-        <w:r>
-          <w:rPr>
-            <w:lang w:val="es_ES" w:bidi="es_ES"/>
-          </w:rPr>
-          <w:rPr>
-            <w:color w:val="0000EE"/>
-            <w:u w:val="single"/>
-          </w:rPr>
-          <w:t>Lucas 10:25–37</w:t>
-        </w:r>
-      </w:hyperlink>
+      <w:r>
+        <w:rPr>
+          <w:lang w:val="es_ES" w:bidi="es_ES"/>
+        </w:rPr>
+        <w:t>Lucas 10:25–37</w:t>
+      </w:r>
       <w:r>
         <w:rPr>
           <w:lang w:val="es_ES" w:bidi="es_ES"/>
@@ -1329,18 +1125,12 @@
         </w:rPr>
         <w:t>La comprensión de Pablo sobre el evangelismo. Cuando Pablo es criticado por su enfoque poco sofisticado y no intelectual hacia el evangelismo (</w:t>
       </w:r>
-      <w:hyperlink r:id="rId18">
-        <w:r>
-          <w:rPr>
-            <w:lang w:val="es_ES" w:bidi="es_ES"/>
-          </w:rPr>
-          <w:rPr>
-            <w:color w:val="0000EE"/>
-            <w:u w:val="single"/>
-          </w:rPr>
-          <w:t>1 Co 1:1–4:21</w:t>
-        </w:r>
-      </w:hyperlink>
+      <w:r>
+        <w:rPr>
+          <w:lang w:val="es_ES" w:bidi="es_ES"/>
+        </w:rPr>
+        <w:t>1 Co 1:1–4:21</w:t>
+      </w:r>
       <w:r>
         <w:rPr>
           <w:lang w:val="es_ES" w:bidi="es_ES"/>
@@ -1361,108 +1151,72 @@
         </w:rPr>
         <w:t xml:space="preserve">Unidad y amor en la Iglesia. La unidad entre los creyentes es un tema importante a lo largo de esta carta, ya que varios de los problemas que Pablo aborda aparentemente han dividido a la iglesia (ver </w:t>
       </w:r>
-      <w:hyperlink r:id="rId42">
-        <w:r>
-          <w:rPr>
-            <w:lang w:val="es_ES" w:bidi="es_ES"/>
-          </w:rPr>
-          <w:rPr>
-            <w:color w:val="0000EE"/>
-            <w:u w:val="single"/>
-          </w:rPr>
-          <w:t>1:10–4:21</w:t>
-        </w:r>
-      </w:hyperlink>
+      <w:r>
+        <w:rPr>
+          <w:lang w:val="es_ES" w:bidi="es_ES"/>
+        </w:rPr>
+        <w:t>1:10–4:21</w:t>
+      </w:r>
       <w:r>
         <w:rPr>
           <w:lang w:val="es_ES" w:bidi="es_ES"/>
         </w:rPr>
         <w:t xml:space="preserve">, grupos en la iglesia; </w:t>
       </w:r>
-      <w:hyperlink r:id="rId43">
-        <w:r>
-          <w:rPr>
-            <w:lang w:val="es_ES" w:bidi="es_ES"/>
-          </w:rPr>
-          <w:rPr>
-            <w:color w:val="0000EE"/>
-            <w:u w:val="single"/>
-          </w:rPr>
-          <w:t>6:1–12</w:t>
-        </w:r>
-      </w:hyperlink>
+      <w:r>
+        <w:rPr>
+          <w:lang w:val="es_ES" w:bidi="es_ES"/>
+        </w:rPr>
+        <w:t>6:1–12</w:t>
+      </w:r>
       <w:r>
         <w:rPr>
           <w:lang w:val="es_ES" w:bidi="es_ES"/>
         </w:rPr>
         <w:t xml:space="preserve">, denuncias contra otros cristianos; </w:t>
       </w:r>
-      <w:hyperlink r:id="rId44">
-        <w:r>
-          <w:rPr>
-            <w:lang w:val="es_ES" w:bidi="es_ES"/>
-          </w:rPr>
-          <w:rPr>
-            <w:color w:val="0000EE"/>
-            <w:u w:val="single"/>
-          </w:rPr>
-          <w:t>8:1–11:1</w:t>
-        </w:r>
-      </w:hyperlink>
+      <w:r>
+        <w:rPr>
+          <w:lang w:val="es_ES" w:bidi="es_ES"/>
+        </w:rPr>
+        <w:t>8:1–11:1</w:t>
+      </w:r>
       <w:r>
         <w:rPr>
           <w:lang w:val="es_ES" w:bidi="es_ES"/>
         </w:rPr>
         <w:t xml:space="preserve">, diferentes opiniones sobre alimentos sacrificados a ídolos; </w:t>
       </w:r>
-      <w:hyperlink r:id="rId45">
-        <w:r>
-          <w:rPr>
-            <w:lang w:val="es_ES" w:bidi="es_ES"/>
-          </w:rPr>
-          <w:rPr>
-            <w:color w:val="0000EE"/>
-            <w:u w:val="single"/>
-          </w:rPr>
-          <w:t>11:2–16</w:t>
-        </w:r>
-      </w:hyperlink>
+      <w:r>
+        <w:rPr>
+          <w:lang w:val="es_ES" w:bidi="es_ES"/>
+        </w:rPr>
+        <w:t>11:2–16</w:t>
+      </w:r>
       <w:r>
         <w:rPr>
           <w:lang w:val="es_ES" w:bidi="es_ES"/>
         </w:rPr>
         <w:t xml:space="preserve">, diferentes opiniones sobre la vestimenta adecuada para las mujeres que ministran públicamente; </w:t>
       </w:r>
-      <w:hyperlink r:id="rId46">
-        <w:r>
-          <w:rPr>
-            <w:lang w:val="es_ES" w:bidi="es_ES"/>
-          </w:rPr>
-          <w:rPr>
-            <w:color w:val="0000EE"/>
-            <w:u w:val="single"/>
-          </w:rPr>
-          <w:t>11:17–34</w:t>
-        </w:r>
-      </w:hyperlink>
+      <w:r>
+        <w:rPr>
+          <w:lang w:val="es_ES" w:bidi="es_ES"/>
+        </w:rPr>
+        <w:t>11:17–34</w:t>
+      </w:r>
       <w:r>
         <w:rPr>
           <w:lang w:val="es_ES" w:bidi="es_ES"/>
         </w:rPr>
         <w:t xml:space="preserve">, problemas al tomar la Cena del Señor). Unidos como miembros del cuerpo de Cristo por un compromiso común con Cristo como Señor y por la experiencia compartida del Espíritu de Dios, los creyentes deben vivir juntos en unidad. Esta carta, que incluye el capítulo clásico de Pablo sobre el amor cristiano (cap. </w:t>
       </w:r>
-      <w:hyperlink r:id="rId47">
-        <w:r>
-          <w:rPr>
-            <w:lang w:val="es_ES" w:bidi="es_ES"/>
-          </w:rPr>
-          <w:rPr>
-            <w:color w:val="0000EE"/>
-            <w:u w:val="single"/>
-          </w:rPr>
-          <w:t>13</w:t>
-        </w:r>
-      </w:hyperlink>
+      <w:r>
+        <w:rPr>
+          <w:lang w:val="es_ES" w:bidi="es_ES"/>
+        </w:rPr>
+        <w:t>13</w:t>
+      </w:r>
       <w:r>
         <w:rPr>
           <w:lang w:val="es_ES" w:bidi="es_ES"/>
@@ -1483,36 +1237,24 @@
         </w:rPr>
         <w:t xml:space="preserve">Matrimonio, divorcio y la vida de soltero. Pablo tiene una alta consideración por el matrimonio y se opone firmemente al divorcio. A la luz del difícil entorno para los cristianos en el primer siglo y su visión del inminente regreso de Cristo (ver </w:t>
       </w:r>
-      <w:hyperlink r:id="rId48">
-        <w:r>
-          <w:rPr>
-            <w:lang w:val="es_ES" w:bidi="es_ES"/>
-          </w:rPr>
-          <w:rPr>
-            <w:color w:val="0000EE"/>
-            <w:u w:val="single"/>
-          </w:rPr>
-          <w:t>7:25–31</w:t>
-        </w:r>
-      </w:hyperlink>
+      <w:r>
+        <w:rPr>
+          <w:lang w:val="es_ES" w:bidi="es_ES"/>
+        </w:rPr>
+        <w:t>7:25–31</w:t>
+      </w:r>
       <w:r>
         <w:rPr>
           <w:lang w:val="es_ES" w:bidi="es_ES"/>
         </w:rPr>
         <w:t xml:space="preserve">), Pablo anima a aquellos que están solteros a permanecer así, considerando la soltería como una oportunidad para dedicar plena devoción a la obra de Cristo en el mundo (ver </w:t>
       </w:r>
-      <w:hyperlink r:id="rId49">
-        <w:r>
-          <w:rPr>
-            <w:lang w:val="es_ES" w:bidi="es_ES"/>
-          </w:rPr>
-          <w:rPr>
-            <w:color w:val="0000EE"/>
-            <w:u w:val="single"/>
-          </w:rPr>
-          <w:t>7:32–35</w:t>
-        </w:r>
-      </w:hyperlink>
+      <w:r>
+        <w:rPr>
+          <w:lang w:val="es_ES" w:bidi="es_ES"/>
+        </w:rPr>
+        <w:t>7:32–35</w:t>
+      </w:r>
       <w:r>
         <w:rPr>
           <w:lang w:val="es_ES" w:bidi="es_ES"/>
@@ -1533,18 +1275,12 @@
         </w:rPr>
         <w:t xml:space="preserve">La Cena del Señor. Esta carta ofrece una visión significativa sobre la comprensión y práctica cristiana temprana de la Cena del Señor, proporcionando el único tratamiento extenso en el Nuevo Testamento (caps. </w:t>
       </w:r>
-      <w:hyperlink r:id="rId50">
-        <w:r>
-          <w:rPr>
-            <w:lang w:val="es_ES" w:bidi="es_ES"/>
-          </w:rPr>
-          <w:rPr>
-            <w:color w:val="0000EE"/>
-            <w:u w:val="single"/>
-          </w:rPr>
-          <w:t>10–11</w:t>
-        </w:r>
-      </w:hyperlink>
+      <w:r>
+        <w:rPr>
+          <w:lang w:val="es_ES" w:bidi="es_ES"/>
+        </w:rPr>
+        <w:t>10–11</w:t>
+      </w:r>
       <w:r>
         <w:rPr>
           <w:lang w:val="es_ES" w:bidi="es_ES"/>
@@ -1565,41 +1301,29 @@
         </w:rPr>
         <w:t xml:space="preserve">La Iglesia como un Cuerpo. Pablo concibe la iglesia como un cuerpo dinámico, guiado por el Espíritu, compuesto por diferentes partes, cada una con su propio trabajo único que realizar (caps. </w:t>
       </w:r>
-      <w:hyperlink r:id="rId51">
-        <w:r>
-          <w:rPr>
-            <w:lang w:val="es_ES" w:bidi="es_ES"/>
-          </w:rPr>
-          <w:rPr>
-            <w:color w:val="0000EE"/>
-            <w:u w:val="single"/>
-          </w:rPr>
-          <w:t>12</w:t>
-        </w:r>
-      </w:hyperlink>
+      <w:r>
+        <w:rPr>
+          <w:lang w:val="es_ES" w:bidi="es_ES"/>
+        </w:rPr>
+        <w:t>12</w:t>
+      </w:r>
       <w:r>
         <w:rPr>
           <w:lang w:val="es_ES" w:bidi="es_ES"/>
         </w:rPr>
         <w:t xml:space="preserve">, </w:t>
       </w:r>
-      <w:hyperlink r:id="rId52">
-        <w:r>
-          <w:rPr>
-            <w:lang w:val="es_ES" w:bidi="es_ES"/>
-          </w:rPr>
-          <w:rPr>
-            <w:color w:val="0000EE"/>
-            <w:u w:val="single"/>
-          </w:rPr>
-          <w:t>14</w:t>
-        </w:r>
-      </w:hyperlink>
-      <w:r>
-        <w:rPr>
-          <w:lang w:val="es_ES" w:bidi="es_ES"/>
-        </w:rPr>
-        <w:t>). En estos primeros días del movimiento cristiano, no hay distinción entre clero y laicado, pero los diferentes roles crean un ministerio complementario de los dones del Espíritu cuando los cristianos se reúnen. Cada persona tiene un papel que desempeñar en la edificación del cuerpo, y los individuos dependen del Espíritu para ser empoderados y guiados en sus ministerios.</w:t>
+      <w:r>
+        <w:rPr>
+          <w:lang w:val="es_ES" w:bidi="es_ES"/>
+        </w:rPr>
+        <w:t>14</w:t>
+      </w:r>
+      <w:r>
+        <w:rPr>
+          <w:lang w:val="es_ES" w:bidi="es_ES"/>
+        </w:rPr>
+        <w:t>). En los primeros tiempos del movimiento cristiano, la iglesia sí contaba con líderes reconocidos. Aun así, Pablo describe a la iglesia reunida como una comunidad en la que el Espíritu otorgaba diferentes dones a diferentes personas. Estos dones ayudaban a los creyentes a servirse unos a otros de manera que sus esfuerzos se complementaran. Cada persona contribuía a fortalecer el cuerpo. Además, cada persona dependía del Espíritu Santo para recibir el poder y la guía necesarios para esta labor.</w:t>
       </w:r>
     </w:p>
     <w:p>
@@ -1615,18 +1339,12 @@
         </w:rPr>
         <w:t xml:space="preserve">La Resurrección. Entre los escritos del Nuevo Testamento, esta carta nos ofrece la discusión más completa sobre la resurrección (cap. </w:t>
       </w:r>
-      <w:hyperlink r:id="rId24">
-        <w:r>
-          <w:rPr>
-            <w:lang w:val="es_ES" w:bidi="es_ES"/>
-          </w:rPr>
-          <w:rPr>
-            <w:color w:val="0000EE"/>
-            <w:u w:val="single"/>
-          </w:rPr>
-          <w:t>15</w:t>
-        </w:r>
-      </w:hyperlink>
+      <w:r>
+        <w:rPr>
+          <w:lang w:val="es_ES" w:bidi="es_ES"/>
+        </w:rPr>
+        <w:t>15</w:t>
+      </w:r>
       <w:r>
         <w:rPr>
           <w:lang w:val="es_ES" w:bidi="es_ES"/>
